--- a/CÔNG TY TNHH MTV H&D VINA/HDVina_ThayDoiCSH/HoSo2_MauSo10.docx
+++ b/CÔNG TY TNHH MTV H&D VINA/HDVina_ThayDoiCSH/HoSo2_MauSo10.docx
@@ -64,14 +64,14 @@
         <w:tblLook w:val="04A0" w:firstRow="1" w:lastRow="0" w:firstColumn="1" w:lastColumn="0" w:noHBand="0" w:noVBand="1"/>
       </w:tblPr>
       <w:tblGrid>
-        <w:gridCol w:w="708"/>
-        <w:gridCol w:w="1189"/>
+        <w:gridCol w:w="709"/>
+        <w:gridCol w:w="1185"/>
         <w:gridCol w:w="1128"/>
         <w:gridCol w:w="896"/>
         <w:gridCol w:w="1669"/>
-        <w:gridCol w:w="1044"/>
+        <w:gridCol w:w="1045"/>
         <w:gridCol w:w="942"/>
-        <w:gridCol w:w="1348"/>
+        <w:gridCol w:w="1350"/>
         <w:gridCol w:w="1238"/>
         <w:gridCol w:w="1651"/>
         <w:gridCol w:w="1224"/>
@@ -954,7 +954,7 @@
                 <w:szCs w:val="20"/>
                 <w:lang w:val="sv-SE"/>
               </w:rPr>
-              <w:t>LƯƠNG NHIỀU PAI PHU</w:t>
+              <w:t>VÕ THỊ KIM NGÂN</w:t>
             </w:r>
           </w:p>
         </w:tc>
@@ -978,7 +978,7 @@
                 <w:sz w:val="20"/>
                 <w:szCs w:val="20"/>
               </w:rPr>
-              <w:t>13/04/1994</w:t>
+              <w:t>15/10/1997</w:t>
             </w:r>
           </w:p>
         </w:tc>
@@ -1003,7 +1003,34 @@
                 <w:sz w:val="20"/>
                 <w:szCs w:val="20"/>
               </w:rPr>
-              <w:t>N</w:t>
+              <w:t>Nữ</w:t>
+            </w:r>
+          </w:p>
+        </w:tc>
+        <w:tc>
+          <w:tcPr>
+            <w:tcW w:w="1675" w:type="dxa"/>
+            <w:vAlign w:val="center"/>
+          </w:tcPr>
+          <w:p>
+            <w:pPr>
+              <w:jc w:val="left"/>
+              <w:rPr>
+                <w:b/>
+                <w:sz w:val="20"/>
+                <w:szCs w:val="20"/>
+              </w:rPr>
+            </w:pPr>
+            <w:r>
+              <w:rPr>
+                <w:b/>
+                <w:sz w:val="20"/>
+                <w:szCs w:val="20"/>
+              </w:rPr>
+              <w:t>CĂN CƯỚC:</w:t>
+            </w:r>
+            <w:r>
+              <w:t xml:space="preserve"> </w:t>
             </w:r>
             <w:r>
               <w:rPr>
@@ -1012,15 +1039,9 @@
                 <w:szCs w:val="20"/>
                 <w:lang w:val="en-US"/>
               </w:rPr>
-              <w:t>am</w:t>
-            </w:r>
-          </w:p>
-        </w:tc>
-        <w:tc>
-          <w:tcPr>
-            <w:tcW w:w="1675" w:type="dxa"/>
-            <w:vAlign w:val="center"/>
-          </w:tcPr>
+              <w:t>051197009742</w:t>
+            </w:r>
+          </w:p>
           <w:p>
             <w:pPr>
               <w:jc w:val="left"/>
@@ -1036,19 +1057,15 @@
                 <w:sz w:val="20"/>
                 <w:szCs w:val="20"/>
               </w:rPr>
-              <w:t>CĂN CƯỚC:</w:t>
-            </w:r>
-            <w:r>
-              <w:t xml:space="preserve"> </w:t>
+              <w:t xml:space="preserve">Ngày cấp: </w:t>
             </w:r>
             <w:r>
               <w:rPr>
                 <w:b/>
                 <w:sz w:val="20"/>
                 <w:szCs w:val="20"/>
-                <w:lang w:val="en-US"/>
-              </w:rPr>
-              <w:t>074094004807</w:t>
+              </w:rPr>
+              <w:t>12/11/2021</w:t>
             </w:r>
           </w:p>
           <w:p>
@@ -1066,7 +1083,7 @@
                 <w:sz w:val="20"/>
                 <w:szCs w:val="20"/>
               </w:rPr>
-              <w:t xml:space="preserve">Ngày cấp: </w:t>
+              <w:t xml:space="preserve">Nơi câp: </w:t>
             </w:r>
             <w:r>
               <w:rPr>
@@ -1074,89 +1091,63 @@
                 <w:sz w:val="20"/>
                 <w:szCs w:val="20"/>
               </w:rPr>
-              <w:t>13/01/2022</w:t>
-            </w:r>
-          </w:p>
-          <w:p>
-            <w:pPr>
-              <w:jc w:val="left"/>
+              <w:t>Cục Cảnh sát quản lý hành chính về trật tự xã hội</w:t>
+            </w:r>
+          </w:p>
+        </w:tc>
+        <w:tc>
+          <w:tcPr>
+            <w:tcW w:w="1050" w:type="dxa"/>
+            <w:vAlign w:val="center"/>
+          </w:tcPr>
+          <w:p>
+            <w:pPr>
+              <w:jc w:val="center"/>
               <w:rPr>
                 <w:b/>
                 <w:sz w:val="20"/>
                 <w:szCs w:val="20"/>
               </w:rPr>
             </w:pPr>
-            <w:r>
+          </w:p>
+        </w:tc>
+        <w:tc>
+          <w:tcPr>
+            <w:tcW w:w="948" w:type="dxa"/>
+            <w:vAlign w:val="center"/>
+          </w:tcPr>
+          <w:p>
+            <w:pPr>
+              <w:jc w:val="center"/>
               <w:rPr>
                 <w:b/>
                 <w:sz w:val="20"/>
                 <w:szCs w:val="20"/>
               </w:rPr>
-              <w:t xml:space="preserve">Nơi câp: </w:t>
-            </w:r>
-            <w:r>
+            </w:pPr>
+          </w:p>
+        </w:tc>
+        <w:tc>
+          <w:tcPr>
+            <w:tcW w:w="1360" w:type="dxa"/>
+            <w:vAlign w:val="center"/>
+          </w:tcPr>
+          <w:p>
+            <w:pPr>
+              <w:jc w:val="center"/>
               <w:rPr>
                 <w:b/>
                 <w:sz w:val="20"/>
                 <w:szCs w:val="20"/>
               </w:rPr>
-              <w:t>Cục Cảnh sát quản lý hành chính về trật tự xã hội</w:t>
-            </w:r>
-          </w:p>
-        </w:tc>
-        <w:tc>
-          <w:tcPr>
-            <w:tcW w:w="1050" w:type="dxa"/>
-            <w:vAlign w:val="center"/>
-          </w:tcPr>
-          <w:p>
-            <w:pPr>
-              <w:jc w:val="center"/>
+            </w:pPr>
+            <w:r>
               <w:rPr>
                 <w:b/>
                 <w:sz w:val="20"/>
                 <w:szCs w:val="20"/>
               </w:rPr>
-            </w:pPr>
-          </w:p>
-        </w:tc>
-        <w:tc>
-          <w:tcPr>
-            <w:tcW w:w="948" w:type="dxa"/>
-            <w:vAlign w:val="center"/>
-          </w:tcPr>
-          <w:p>
-            <w:pPr>
-              <w:jc w:val="center"/>
-              <w:rPr>
-                <w:b/>
-                <w:sz w:val="20"/>
-                <w:szCs w:val="20"/>
-              </w:rPr>
-            </w:pPr>
-          </w:p>
-        </w:tc>
-        <w:tc>
-          <w:tcPr>
-            <w:tcW w:w="1360" w:type="dxa"/>
-            <w:vAlign w:val="center"/>
-          </w:tcPr>
-          <w:p>
-            <w:pPr>
-              <w:jc w:val="center"/>
-              <w:rPr>
-                <w:b/>
-                <w:sz w:val="20"/>
-                <w:szCs w:val="20"/>
-              </w:rPr>
-            </w:pPr>
-            <w:r>
-              <w:rPr>
-                <w:b/>
-                <w:sz w:val="20"/>
-                <w:szCs w:val="20"/>
-              </w:rPr>
-              <w:t>Ấp Tân Đức, Xã Minh Thạnh, Thành Phố Hồ Chí Minh</w:t>
+              <w:t>Thôn Long Thạnh 1, Phường Sa Huỳnh, Tỉnh Quảng Ngãi, Việt Nam</w:t>
             </w:r>
           </w:p>
         </w:tc>
@@ -1414,79 +1405,7 @@
                 <w:sz w:val="26"/>
                 <w:szCs w:val="26"/>
               </w:rPr>
-              <w:t>27</w:t>
-            </w:r>
-            <w:r>
-              <w:rPr>
-                <w:rFonts w:ascii="Times New Roman" w:eastAsia="Calibri" w:hAnsi="Times New Roman" w:cs="Times New Roman"/>
-                <w:i/>
-                <w:sz w:val="26"/>
-                <w:szCs w:val="26"/>
-              </w:rPr>
-              <w:t xml:space="preserve"> </w:t>
-            </w:r>
-            <w:r>
-              <w:rPr>
-                <w:rFonts w:ascii="Times New Roman" w:eastAsia="Calibri" w:hAnsi="Times New Roman" w:cs="Times New Roman"/>
-                <w:i/>
-                <w:sz w:val="26"/>
-                <w:szCs w:val="26"/>
-              </w:rPr>
-              <w:t>tháng</w:t>
-            </w:r>
-            <w:r>
-              <w:rPr>
-                <w:rFonts w:ascii="Times New Roman" w:eastAsia="Calibri" w:hAnsi="Times New Roman" w:cs="Times New Roman"/>
-                <w:i/>
-                <w:sz w:val="26"/>
-                <w:szCs w:val="26"/>
-              </w:rPr>
-              <w:t xml:space="preserve"> </w:t>
-            </w:r>
-            <w:r>
-              <w:rPr>
-                <w:rFonts w:ascii="Times New Roman" w:eastAsia="Calibri" w:hAnsi="Times New Roman" w:cs="Times New Roman"/>
-                <w:i/>
-                <w:sz w:val="26"/>
-                <w:szCs w:val="26"/>
-              </w:rPr>
-              <w:t>1</w:t>
-            </w:r>
-            <w:r>
-              <w:rPr>
-                <w:rFonts w:ascii="Times New Roman" w:eastAsia="Calibri" w:hAnsi="Times New Roman" w:cs="Times New Roman"/>
-                <w:i/>
-                <w:sz w:val="26"/>
-                <w:szCs w:val="26"/>
-              </w:rPr>
-              <w:t xml:space="preserve"> </w:t>
-            </w:r>
-            <w:r>
-              <w:rPr>
-                <w:rFonts w:ascii="Times New Roman" w:eastAsia="Calibri" w:hAnsi="Times New Roman" w:cs="Times New Roman"/>
-                <w:i/>
-                <w:sz w:val="26"/>
-                <w:szCs w:val="26"/>
-              </w:rPr>
-              <w:t>năm</w:t>
-            </w:r>
-            <w:r>
-              <w:rPr>
-                <w:rFonts w:ascii="Times New Roman" w:eastAsia="Calibri" w:hAnsi="Times New Roman" w:cs="Times New Roman"/>
-                <w:i/>
-                <w:sz w:val="26"/>
-                <w:szCs w:val="26"/>
-              </w:rPr>
-              <w:t xml:space="preserve"> 202</w:t>
-            </w:r>
-            <w:r>
-              <w:rPr>
-                <w:rFonts w:ascii="Times New Roman" w:eastAsia="Calibri" w:hAnsi="Times New Roman" w:cs="Times New Roman"/>
-                <w:i/>
-                <w:sz w:val="26"/>
-                <w:szCs w:val="26"/>
-              </w:rPr>
-              <w:t>6</w:t>
+              <w:t>18 tháng 5 năm 2026</w:t>
             </w:r>
           </w:p>
           <w:p>
@@ -1665,7 +1584,7 @@
                 <w:sz w:val="26"/>
                 <w:szCs w:val="26"/>
               </w:rPr>
-              <w:t>LƯƠNG NHIỀU PAI PHU</w:t>
+              <w:t>ZHENG, RENDE</w:t>
             </w:r>
             <w:bookmarkStart w:id="0" w:name="_GoBack"/>
             <w:bookmarkEnd w:id="0"/>
